--- a/docs/client-presentations/sophia-kanouni-bsp37-proposition-lucid-lab.docx
+++ b/docs/client-presentations/sophia-kanouni-bsp37-proposition-lucid-lab.docx
@@ -34,7 +34,7 @@
             <w:r>
               <w:drawing>
                 <wp:inline xmlns:a="http://schemas.openxmlformats.org/drawingml/2006/main" xmlns:pic="http://schemas.openxmlformats.org/drawingml/2006/picture">
-                  <wp:extent cx="365760" cy="365760"/>
+                  <wp:extent cx="365760" cy="422752"/>
                   <wp:docPr id="1" name="Picture 1"/>
                   <wp:cNvGraphicFramePr>
                     <a:graphicFrameLocks noChangeAspect="1"/>
@@ -55,7 +55,7 @@
                         <pic:spPr>
                           <a:xfrm>
                             <a:off x="0" y="0"/>
-                            <a:ext cx="365760" cy="365760"/>
+                            <a:ext cx="365760" cy="422752"/>
                           </a:xfrm>
                           <a:prstGeom prst="rect"/>
                         </pic:spPr>
@@ -133,7 +133,7 @@
           <w:color w:val="555555"/>
           <w:sz w:val="24"/>
         </w:rPr>
-        <w:t>Refonte du site web, acquisition Meta Ads pour le film solaire et système IA Claude + Obsidian.</w:t>
+        <w:t>Refonte du site web et gestion Meta Ads pour le film solaire à partir du 1er septembre 2026.</w:t>
       </w:r>
     </w:p>
     <w:p>
@@ -185,7 +185,7 @@
           <w:color w:val="0A0A0A"/>
           <w:sz w:val="21"/>
         </w:rPr>
-        <w:t>22 May 2026</w:t>
+        <w:t>04 June 2026</w:t>
       </w:r>
     </w:p>
     <w:p>
@@ -236,7 +236,7 @@
           <w:color w:val="0A0A0A"/>
           <w:sz w:val="21"/>
         </w:rPr>
-        <w:t>BSP 37 est un groupement familial ancré dans l'artisanat depuis 1989. L'objectif de cet accompagnement est triple : moderniser la présence digitale de l'entreprise, ouvrir un nouveau canal d'acquisition pour l'activité d'installation de film solaire via Meta Ads (Facebook / Instagram), et doter Sophia d'un système IA privé (Claude + Obsidian) pour centraliser et exploiter la connaissance opérationnelle de BSP 37 au quotidien.</w:t>
+        <w:t>BSP 37 est un groupement familial ancré dans l'artisanat depuis 1989. L'objectif de cet accompagnement est double : moderniser la présence digitale de l'entreprise avec un site plus performant, puis ouvrir un canal d'acquisition pour l'activité d'installation de film solaire via Meta Ads (Facebook / Instagram) à partir du 1er septembre 2026.</w:t>
       </w:r>
     </w:p>
     <w:p>
@@ -252,96 +252,6 @@
           <w:sz w:val="36"/>
         </w:rPr>
         <w:t>Périmètre</w:t>
-      </w:r>
-    </w:p>
-    <w:p>
-      <w:pPr>
-        <w:spacing w:before="280" w:after="120"/>
-        <w:keepNext w:val="1"/>
-      </w:pPr>
-      <w:r>
-        <w:rPr>
-          <w:rFonts w:ascii="Inter" w:hAnsi="Inter" w:cs="Inter" w:eastAsia="Inter"/>
-          <w:b/>
-          <w:color w:val="0A0A0A"/>
-          <w:sz w:val="22"/>
-        </w:rPr>
-        <w:t>Système IA — Claude + Obsidian (installation unique)</w:t>
-      </w:r>
-    </w:p>
-    <w:p>
-      <w:pPr>
-        <w:pStyle w:val="ListBullet"/>
-        <w:spacing w:after="60" w:line="324" w:lineRule="auto"/>
-        <w:keepLines/>
-      </w:pPr>
-      <w:r>
-        <w:rPr>
-          <w:rFonts w:ascii="Inter" w:hAnsi="Inter" w:cs="Inter" w:eastAsia="Inter"/>
-          <w:color w:val="0A0A0A"/>
-          <w:sz w:val="21"/>
-        </w:rPr>
-        <w:t>Installation et configuration d'Obsidian + Claude Code sur votre machine.</w:t>
-      </w:r>
-    </w:p>
-    <w:p>
-      <w:pPr>
-        <w:pStyle w:val="ListBullet"/>
-        <w:spacing w:after="60" w:line="324" w:lineRule="auto"/>
-        <w:keepLines/>
-      </w:pPr>
-      <w:r>
-        <w:rPr>
-          <w:rFonts w:ascii="Inter" w:hAnsi="Inter" w:cs="Inter" w:eastAsia="Inter"/>
-          <w:color w:val="0A0A0A"/>
-          <w:sz w:val="21"/>
-        </w:rPr>
-        <w:t>Création d'un vault BSP 37 dédié : processus, fournisseurs, catalogue, réalisations, suivi clients.</w:t>
-      </w:r>
-    </w:p>
-    <w:p>
-      <w:pPr>
-        <w:pStyle w:val="ListBullet"/>
-        <w:spacing w:after="60" w:line="324" w:lineRule="auto"/>
-        <w:keepLines/>
-      </w:pPr>
-      <w:r>
-        <w:rPr>
-          <w:rFonts w:ascii="Inter" w:hAnsi="Inter" w:cs="Inter" w:eastAsia="Inter"/>
-          <w:color w:val="0A0A0A"/>
-          <w:sz w:val="21"/>
-        </w:rPr>
-        <w:t>Configuration des sources approuvées et session d'ingestion initiale.</w:t>
-      </w:r>
-    </w:p>
-    <w:p>
-      <w:pPr>
-        <w:pStyle w:val="ListBullet"/>
-        <w:spacing w:after="60" w:line="324" w:lineRule="auto"/>
-        <w:keepLines/>
-      </w:pPr>
-      <w:r>
-        <w:rPr>
-          <w:rFonts w:ascii="Inter" w:hAnsi="Inter" w:cs="Inter" w:eastAsia="Inter"/>
-          <w:color w:val="0A0A0A"/>
-          <w:sz w:val="21"/>
-        </w:rPr>
-        <w:t>Formation à la routine hebdomadaire d'utilisation.</w:t>
-      </w:r>
-    </w:p>
-    <w:p>
-      <w:pPr>
-        <w:pStyle w:val="ListBullet"/>
-        <w:spacing w:after="60" w:line="324" w:lineRule="auto"/>
-        <w:keepLines/>
-      </w:pPr>
-      <w:r>
-        <w:rPr>
-          <w:rFonts w:ascii="Inter" w:hAnsi="Inter" w:cs="Inter" w:eastAsia="Inter"/>
-          <w:color w:val="0A0A0A"/>
-          <w:sz w:val="21"/>
-        </w:rPr>
-        <w:t>Remise du guide d'installation et du guide d'utilisation Lucid-Lab.</w:t>
       </w:r>
     </w:p>
     <w:p>
@@ -446,7 +356,7 @@
           <w:color w:val="0A0A0A"/>
           <w:sz w:val="22"/>
         </w:rPr>
-        <w:t>Meta Ads — Film solaire</w:t>
+        <w:t>Meta Ads — Film solaire à partir du 1er septembre 2026</w:t>
       </w:r>
     </w:p>
     <w:p>
@@ -506,7 +416,7 @@
           <w:color w:val="0A0A0A"/>
           <w:sz w:val="21"/>
         </w:rPr>
-        <w:t>Gestion mensuelle des campagnes : optimisation des budgets, tests visuels, reporting mensuel.</w:t>
+        <w:t>Création de deux publicités Meta Ads pour le lancement : 250 € HT en frais unique.</w:t>
       </w:r>
     </w:p>
     <w:p>
@@ -521,7 +431,7 @@
           <w:color w:val="0A0A0A"/>
           <w:sz w:val="21"/>
         </w:rPr>
-        <w:t>Production de vidéos pour les campagnes : 150 € HT / vidéo (court format Reels / Stories).</w:t>
+        <w:t>Gestion mensuelle des campagnes : 100 € HT / mois à partir du 1er septembre 2026, incluant optimisation, tests visuels et reporting mensuel.</w:t>
       </w:r>
     </w:p>
     <w:p>
@@ -551,22 +461,7 @@
           <w:color w:val="0A0A0A"/>
           <w:sz w:val="21"/>
         </w:rPr>
-        <w:t>Commission de 2 % HT sur les devis signés issus directement des leads Meta Ads (traçabilité UTM + déclaration mensuelle).</w:t>
-      </w:r>
-    </w:p>
-    <w:p>
-      <w:pPr>
-        <w:pStyle w:val="ListBullet"/>
-        <w:spacing w:after="60" w:line="324" w:lineRule="auto"/>
-        <w:keepLines/>
-      </w:pPr>
-      <w:r>
-        <w:rPr>
-          <w:rFonts w:ascii="Inter" w:hAnsi="Inter" w:cs="Inter" w:eastAsia="Inter"/>
-          <w:color w:val="0A0A0A"/>
-          <w:sz w:val="21"/>
-        </w:rPr>
-        <w:t>Note : le budget publicitaire Meta est distinct des frais de gestion — recommandation de départ : 200–400 € / mois.</w:t>
+        <w:t>Note : le budget publicitaire Meta est distinct des frais de gestion et reste réglé directement par Sophia auprès de Meta.</w:t>
       </w:r>
     </w:p>
     <w:p>
@@ -603,7 +498,7 @@
           <w:color w:val="555555"/>
           <w:sz w:val="21"/>
         </w:rPr>
-        <w:t>Installation Claude + Obsidian, audit du site existant et brief Meta Ads.</w:t>
+        <w:t>Audit du site existant, cadrage du nouveau site et préparation du brief Meta Ads.</w:t>
       </w:r>
     </w:p>
     <w:p>
@@ -647,7 +542,7 @@
           <w:color w:val="555555"/>
           <w:sz w:val="21"/>
         </w:rPr>
-        <w:t>Mise en ligne du site, lancement des campagnes Meta Ads et landing page film solaire.</w:t>
+        <w:t>Mise en ligne du site et validation du parcours de génération de leads film solaire.</w:t>
       </w:r>
     </w:p>
     <w:p>
@@ -661,7 +556,7 @@
           <w:color w:val="0A0A0A"/>
           <w:sz w:val="21"/>
         </w:rPr>
-        <w:t xml:space="preserve">Mois 2+  </w:t>
+        <w:t xml:space="preserve">À partir du 1er septembre 2026  </w:t>
       </w:r>
       <w:r>
         <w:rPr>
@@ -669,7 +564,7 @@
           <w:color w:val="555555"/>
           <w:sz w:val="21"/>
         </w:rPr>
-        <w:t>Gestion mensuelle Meta Ads, production vidéos, optimisations, reporting et évolution du site.</w:t>
+        <w:t>Création des deux publicités, lancement et gestion mensuelle des campagnes Meta Ads.</w:t>
       </w:r>
     </w:p>
     <w:p>
@@ -698,15 +593,15 @@
           <w:color w:val="0A0A0A"/>
           <w:sz w:val="21"/>
         </w:rPr>
-        <w:t>Système IA Claude + Obsidian : 500 € HT (installation unique).</w:t>
+        <w:t>Site web — refonte + maintenance : 150 € HT / mois.</w:t>
         <w:br/>
-        <w:t>Refonte du site web : [à confirmer] € HT (prestation unique).</w:t>
+        <w:t>Gestion Meta Ads — Film solaire : 100 € HT / mois à partir du 1er septembre 2026.</w:t>
         <w:br/>
-        <w:t>Maintenance du site web : 150 € HT / mois.</w:t>
+        <w:t>Forfait mensuel total site + gestion Meta Ads : 250 € HT / mois à partir du 1er septembre 2026.</w:t>
         <w:br/>
-        <w:t>Gestion Meta Ads — Film solaire : 95 € HT / mois + 2 % HT sur les devis signés issus des leads Meta Ads.</w:t>
+        <w:t>Création de deux publicités Meta Ads : 250 € HT en frais unique.</w:t>
         <w:br/>
-        <w:t>Production vidéo (campagnes Meta Ads) : 150 € HT / vidéo.</w:t>
+        <w:t>Budget publicitaire Meta : non inclus, réglé directement par Sophia auprès de Meta.</w:t>
       </w:r>
     </w:p>
     <w:p>
@@ -736,7 +631,7 @@
           <w:color w:val="0A0A0A"/>
           <w:sz w:val="21"/>
         </w:rPr>
-        <w:t>Valider le périmètre et le budget de la refonte du site web.</w:t>
+        <w:t>Valider le périmètre site web et Meta Ads.</w:t>
       </w:r>
     </w:p>
     <w:p>
@@ -751,7 +646,7 @@
           <w:color w:val="0A0A0A"/>
           <w:sz w:val="21"/>
         </w:rPr>
-        <w:t>Confirmer le budget publicitaire Meta Ads mensuel.</w:t>
+        <w:t>Confirmer le budget publicitaire Meta Ads mensuel à régler directement à Meta.</w:t>
       </w:r>
     </w:p>
     <w:p>
@@ -766,7 +661,7 @@
           <w:color w:val="0A0A0A"/>
           <w:sz w:val="21"/>
         </w:rPr>
-        <w:t>Confirmer la machine disponible pour l'installation Claude + Obsidian.</w:t>
+        <w:t>Accès à fournir : hébergement/domaine bsp37.com, accès Wix et compte Meta Business.</w:t>
       </w:r>
     </w:p>
     <w:p>
@@ -781,7 +676,7 @@
           <w:color w:val="0A0A0A"/>
           <w:sz w:val="21"/>
         </w:rPr>
-        <w:t>Accès à fournir : hébergement/domaine bsp37.com, accès Wix, compte Meta Business pour la création du compte Ads.</w:t>
+        <w:t>Valider le lancement de la gestion Meta Ads au 1er septembre 2026.</w:t>
       </w:r>
     </w:p>
     <w:p>
